--- a/klagomål/A 57149-2025 FSC-klagomål.docx
+++ b/klagomål/A 57149-2025 FSC-klagomål.docx
@@ -1042,7 +1042,7 @@
     <w:r>
       <w:tab/>
       <w:tab/>
-      <w:t>2025-12-21</w:t>
+      <w:t>2025-12-22</w:t>
       <w:br/>
       <w:br/>
     </w:r>

--- a/klagomål/A 57149-2025 FSC-klagomål.docx
+++ b/klagomål/A 57149-2025 FSC-klagomål.docx
@@ -1042,7 +1042,7 @@
     <w:r>
       <w:tab/>
       <w:tab/>
-      <w:t>2025-12-22</w:t>
+      <w:t>2025-12-26</w:t>
       <w:br/>
       <w:br/>
     </w:r>

--- a/klagomål/A 57149-2025 FSC-klagomål.docx
+++ b/klagomål/A 57149-2025 FSC-klagomål.docx
@@ -1042,7 +1042,7 @@
     <w:r>
       <w:tab/>
       <w:tab/>
-      <w:t>2025-12-26</w:t>
+      <w:t>2025-12-28</w:t>
       <w:br/>
       <w:br/>
     </w:r>

--- a/klagomål/A 57149-2025 FSC-klagomål.docx
+++ b/klagomål/A 57149-2025 FSC-klagomål.docx
@@ -1042,7 +1042,7 @@
     <w:r>
       <w:tab/>
       <w:tab/>
-      <w:t>2025-12-28</w:t>
+      <w:t>2025-12-29</w:t>
       <w:br/>
       <w:br/>
     </w:r>

--- a/klagomål/A 57149-2025 FSC-klagomål.docx
+++ b/klagomål/A 57149-2025 FSC-klagomål.docx
@@ -1042,7 +1042,7 @@
     <w:r>
       <w:tab/>
       <w:tab/>
-      <w:t>2025-12-29</w:t>
+      <w:t>2025-12-30</w:t>
       <w:br/>
       <w:br/>
     </w:r>

--- a/klagomål/A 57149-2025 FSC-klagomål.docx
+++ b/klagomål/A 57149-2025 FSC-klagomål.docx
@@ -1042,7 +1042,7 @@
     <w:r>
       <w:tab/>
       <w:tab/>
-      <w:t>2025-12-30</w:t>
+      <w:t>2025-12-31</w:t>
       <w:br/>
       <w:br/>
     </w:r>

--- a/klagomål/A 57149-2025 FSC-klagomål.docx
+++ b/klagomål/A 57149-2025 FSC-klagomål.docx
@@ -1042,7 +1042,7 @@
     <w:r>
       <w:tab/>
       <w:tab/>
-      <w:t>2025-12-31</w:t>
+      <w:t>2026-01-03</w:t>
       <w:br/>
       <w:br/>
     </w:r>

--- a/klagomål/A 57149-2025 FSC-klagomål.docx
+++ b/klagomål/A 57149-2025 FSC-klagomål.docx
@@ -1042,7 +1042,7 @@
     <w:r>
       <w:tab/>
       <w:tab/>
-      <w:t>2026-01-07</w:t>
+      <w:t>2026-01-08</w:t>
       <w:br/>
       <w:br/>
     </w:r>

--- a/klagomål/A 57149-2025 FSC-klagomål.docx
+++ b/klagomål/A 57149-2025 FSC-klagomål.docx
@@ -1042,7 +1042,7 @@
     <w:r>
       <w:tab/>
       <w:tab/>
-      <w:t>2026-01-08</w:t>
+      <w:t>2026-01-09</w:t>
       <w:br/>
       <w:br/>
     </w:r>

--- a/klagomål/A 57149-2025 FSC-klagomål.docx
+++ b/klagomål/A 57149-2025 FSC-klagomål.docx
@@ -1042,7 +1042,7 @@
     <w:r>
       <w:tab/>
       <w:tab/>
-      <w:t>2026-01-09</w:t>
+      <w:t>2026-01-10</w:t>
       <w:br/>
       <w:br/>
     </w:r>

--- a/klagomål/A 57149-2025 FSC-klagomål.docx
+++ b/klagomål/A 57149-2025 FSC-klagomål.docx
@@ -1042,7 +1042,7 @@
     <w:r>
       <w:tab/>
       <w:tab/>
-      <w:t>2026-01-10</w:t>
+      <w:t>2026-01-11</w:t>
       <w:br/>
       <w:br/>
     </w:r>

--- a/klagomål/A 57149-2025 FSC-klagomål.docx
+++ b/klagomål/A 57149-2025 FSC-klagomål.docx
@@ -1042,7 +1042,7 @@
     <w:r>
       <w:tab/>
       <w:tab/>
-      <w:t>2026-01-11</w:t>
+      <w:t>2026-01-12</w:t>
       <w:br/>
       <w:br/>
     </w:r>

--- a/klagomål/A 57149-2025 FSC-klagomål.docx
+++ b/klagomål/A 57149-2025 FSC-klagomål.docx
@@ -1042,7 +1042,7 @@
     <w:r>
       <w:tab/>
       <w:tab/>
-      <w:t>2026-01-12</w:t>
+      <w:t>2026-01-13</w:t>
       <w:br/>
       <w:br/>
     </w:r>

--- a/klagomål/A 57149-2025 FSC-klagomål.docx
+++ b/klagomål/A 57149-2025 FSC-klagomål.docx
@@ -1042,7 +1042,7 @@
     <w:r>
       <w:tab/>
       <w:tab/>
-      <w:t>2026-01-13</w:t>
+      <w:t>2026-01-14</w:t>
       <w:br/>
       <w:br/>
     </w:r>

--- a/klagomål/A 57149-2025 FSC-klagomål.docx
+++ b/klagomål/A 57149-2025 FSC-klagomål.docx
@@ -1042,7 +1042,7 @@
     <w:r>
       <w:tab/>
       <w:tab/>
-      <w:t>2026-01-14</w:t>
+      <w:t>2026-01-15</w:t>
       <w:br/>
       <w:br/>
     </w:r>

--- a/klagomål/A 57149-2025 FSC-klagomål.docx
+++ b/klagomål/A 57149-2025 FSC-klagomål.docx
@@ -1042,7 +1042,7 @@
     <w:r>
       <w:tab/>
       <w:tab/>
-      <w:t>2026-01-15</w:t>
+      <w:t>2026-01-16</w:t>
       <w:br/>
       <w:br/>
     </w:r>

--- a/klagomål/A 57149-2025 FSC-klagomål.docx
+++ b/klagomål/A 57149-2025 FSC-klagomål.docx
@@ -1042,7 +1042,7 @@
     <w:r>
       <w:tab/>
       <w:tab/>
-      <w:t>2026-01-16</w:t>
+      <w:t>2026-01-17</w:t>
       <w:br/>
       <w:br/>
     </w:r>

--- a/klagomål/A 57149-2025 FSC-klagomål.docx
+++ b/klagomål/A 57149-2025 FSC-klagomål.docx
@@ -1042,7 +1042,7 @@
     <w:r>
       <w:tab/>
       <w:tab/>
-      <w:t>2026-01-17</w:t>
+      <w:t>2026-01-18</w:t>
       <w:br/>
       <w:br/>
     </w:r>

--- a/klagomål/A 57149-2025 FSC-klagomål.docx
+++ b/klagomål/A 57149-2025 FSC-klagomål.docx
@@ -1042,7 +1042,7 @@
     <w:r>
       <w:tab/>
       <w:tab/>
-      <w:t>2026-01-18</w:t>
+      <w:t>2026-01-19</w:t>
       <w:br/>
       <w:br/>
     </w:r>

--- a/klagomål/A 57149-2025 FSC-klagomål.docx
+++ b/klagomål/A 57149-2025 FSC-klagomål.docx
@@ -1042,7 +1042,7 @@
     <w:r>
       <w:tab/>
       <w:tab/>
-      <w:t>2026-01-19</w:t>
+      <w:t>2026-01-20</w:t>
       <w:br/>
       <w:br/>
     </w:r>

--- a/klagomål/A 57149-2025 FSC-klagomål.docx
+++ b/klagomål/A 57149-2025 FSC-klagomål.docx
@@ -1042,7 +1042,7 @@
     <w:r>
       <w:tab/>
       <w:tab/>
-      <w:t>2026-01-20</w:t>
+      <w:t>2026-01-21</w:t>
       <w:br/>
       <w:br/>
     </w:r>

--- a/klagomål/A 57149-2025 FSC-klagomål.docx
+++ b/klagomål/A 57149-2025 FSC-klagomål.docx
@@ -1042,7 +1042,7 @@
     <w:r>
       <w:tab/>
       <w:tab/>
-      <w:t>2026-01-21</w:t>
+      <w:t>2026-01-23</w:t>
       <w:br/>
       <w:br/>
     </w:r>

--- a/klagomål/A 57149-2025 FSC-klagomål.docx
+++ b/klagomål/A 57149-2025 FSC-klagomål.docx
@@ -1042,7 +1042,7 @@
     <w:r>
       <w:tab/>
       <w:tab/>
-      <w:t>2026-01-23</w:t>
+      <w:t>2026-01-24</w:t>
       <w:br/>
       <w:br/>
     </w:r>

--- a/klagomål/A 57149-2025 FSC-klagomål.docx
+++ b/klagomål/A 57149-2025 FSC-klagomål.docx
@@ -1042,7 +1042,7 @@
     <w:r>
       <w:tab/>
       <w:tab/>
-      <w:t>2026-01-24</w:t>
+      <w:t>2026-01-25</w:t>
       <w:br/>
       <w:br/>
     </w:r>

--- a/klagomål/A 57149-2025 FSC-klagomål.docx
+++ b/klagomål/A 57149-2025 FSC-klagomål.docx
@@ -1042,7 +1042,7 @@
     <w:r>
       <w:tab/>
       <w:tab/>
-      <w:t>2026-01-25</w:t>
+      <w:t>2026-01-26</w:t>
       <w:br/>
       <w:br/>
     </w:r>

--- a/klagomål/A 57149-2025 FSC-klagomål.docx
+++ b/klagomål/A 57149-2025 FSC-klagomål.docx
@@ -1042,7 +1042,7 @@
     <w:r>
       <w:tab/>
       <w:tab/>
-      <w:t>2026-01-26</w:t>
+      <w:t>2026-01-27</w:t>
       <w:br/>
       <w:br/>
     </w:r>

--- a/klagomål/A 57149-2025 FSC-klagomål.docx
+++ b/klagomål/A 57149-2025 FSC-klagomål.docx
@@ -1042,7 +1042,7 @@
     <w:r>
       <w:tab/>
       <w:tab/>
-      <w:t>2026-01-27</w:t>
+      <w:t>2026-01-28</w:t>
       <w:br/>
       <w:br/>
     </w:r>

--- a/klagomål/A 57149-2025 FSC-klagomål.docx
+++ b/klagomål/A 57149-2025 FSC-klagomål.docx
@@ -112,7 +112,7 @@
         <w:pStyle w:val="ListBullet"/>
       </w:pPr>
       <w:r>
-        <w:t>Om ett ombud (tex Norra skog eller Mellanskog) avverkningsanmäler en skog med naturvärden motsvarande nyckelbiotops kvalité men markägaren inte är FSC certifierad, bör du skicka in ett FSC kontrollerat virke klagomål. Då ska klagomålet skickas till ombudsföretaget.</w:t>
+        <w:t>Om ett ombud (tex Norra skog eller Mellanskog) avverkningsanmäler en skog med naturvärden motsvarande nyckelbiotops kvalitet men markägaren inte är FSC certifierad, bör du skicka in ett FSC kontrollerat virke klagomål. Då ska klagomålet skickas till ombudsföretaget.</w:t>
       </w:r>
     </w:p>
     <w:p>
@@ -281,7 +281,25 @@
         <w:t>Knärot (VU, §8)</w:t>
       </w:r>
       <w:r>
-        <w:t xml:space="preserve"> är rödlistad som sårbar och fridlyst enligt 8§ artskyddsförordningen. En nyligen genomförd analys av 79 floraväktarlokaler indikerar att det behövs någonstans mellan 100 och 150 meters skyddszon för att en knärotspopulation inte ska dö ut på lång sikt (Sebestyén &amp; Sundberg, 2025). Detta ligger väl i linje med tidigare genomförda studier som visar att det krävs väl tilltagna buffertzoner för att knäroten inte ska ta skada av skogsbruksåtgärder i intilliggande skog (Johnson, 2014; Koelmeijer m.fl., 2022; Skogsstyrelsen, 2022). Arten är även känslig för gallring vilket framgår av Skogsstyrelsens egen vägledning för hänsyn till knärot (Skogsstyrelsen, 2022). För rika förekomster av knärot är reservatsbildning eller biotopskydd lämpliga åtgärder för att skydda den. På knärot kan den sällsynta rostsvampen </w:t>
+        <w:t xml:space="preserve"> är typisk art för </w:t>
+      </w:r>
+      <w:r>
+        <w:rPr>
+          <w:i/>
+        </w:rPr>
+        <w:t xml:space="preserve">9010 Taiga </w:t>
+      </w:r>
+      <w:r>
+        <w:t>och</w:t>
+      </w:r>
+      <w:r>
+        <w:rPr>
+          <w:i/>
+        </w:rPr>
+        <w:t xml:space="preserve"> 9050 Näringsrik granskog</w:t>
+      </w:r>
+      <w:r>
+        <w:t xml:space="preserve">, rödlistad som sårbar och fridlyst enligt 8§ artskyddsförordningen. En nyligen genomförd analys av 79 floraväktarlokaler indikerar att det behövs någonstans mellan 100 och 150 meters skyddszon för att en knärotspopulation inte ska dö ut på lång sikt (Sebestyén &amp; Sundberg, 2025). Detta ligger väl i linje med tidigare genomförda studier som visar att det krävs väl tilltagna buffertzoner för att knäroten inte ska ta skada av skogsbruksåtgärder i intilliggande skog (Johnson, 2014; Koelmeijer m.fl., 2022; Skogsstyrelsen, 2022). Arten är även känslig för gallring vilket framgår av Skogsstyrelsens egen vägledning för hänsyn till knärot (Skogsstyrelsen, 2022). För rika förekomster av knärot är reservatsbildning eller biotopskydd lämpliga åtgärder för att skydda den. På knärot kan den sällsynta rostsvampen </w:t>
       </w:r>
       <w:r>
         <w:rPr>
@@ -367,7 +385,25 @@
         <w:t>Spillkråka (NT, §4)</w:t>
       </w:r>
       <w:r>
-        <w:t xml:space="preserve"> är rödlistad som nära hotad och ingår i bilaga 1 i EU:s fågeldirektiv. Den minskar i population på grund av minskad tillgång på lämpliga bo- och födoträd och minskad födotillgång. Spillkråkans minskningstakt har uppgått till 19 (24–10) % under de senaste 15 åren. Minskningstakten för den svenska populationen bedöms vara nära gränsvärdet för Sårbar (VU) (A2bc). Skogsbruk med korta omloppstider och täta, homogena ungskogar utgör det största hotet, (SLU Artdatabanken, 2023).</w:t>
+        <w:t xml:space="preserve"> är rödlistad som nära hotad och ingår i bilaga 1 i EU:s fågeldirektiv. Den minskar i population på grund av minskad tillgång på lämpliga bo- och födoträd och minskad födotillgång. Spillkråkans minskningstakt har uppgått till 19 (24–10) % under de senaste 15 åren. Minskningstakten för den svenska populationen bedöms vara nära gränsvärdet för Sårbar (VU) (A2bc). Skogsbruk med korta omloppstider och täta, homogena ungskogar utgör det största hotet. Spillkråka är typisk art för </w:t>
+      </w:r>
+      <w:r>
+        <w:rPr>
+          <w:i/>
+        </w:rPr>
+        <w:t xml:space="preserve">9010 Taiga </w:t>
+      </w:r>
+      <w:r>
+        <w:t>och</w:t>
+      </w:r>
+      <w:r>
+        <w:rPr>
+          <w:i/>
+        </w:rPr>
+        <w:t xml:space="preserve"> 9740 Skogsbevuxen myr </w:t>
+      </w:r>
+      <w:r>
+        <w:t>(SLU Artdatabanken, 2023).</w:t>
       </w:r>
     </w:p>
     <w:p>
@@ -691,7 +727,25 @@
     </w:p>
     <w:p>
       <w:r>
-        <w:t>Knärot är fridlyst enligt 8 och 15 §§ artskyddsförordningen och klassad som sårbar (VU) enligt rödlistan 2020. Knärot är beroende av hög och jämn luftfuktighet i gamla, ostörda skogsmiljöer och är känslig för snabba förändringar av ljus-/vindförhållanden eller uttorkning. På grund av ett alltför intensivt skogsbruk har den minskat med 40 (25–50) % under de senaste 60 åren och i framtiden bedöms minskningstakten uppgå till 30 (20–40) %. Till följd av att arten har en dokumenterat högre minskningstakt i förhållande till sin generationstid än vad som tidigare varit känt (data från Riksskogstaxeringen) höjdes den till hotkategori sårbar (VU) i rödlistan 2020 (SLU Artdatabanken, 2024).</w:t>
+        <w:t xml:space="preserve">Knärot är typisk art för </w:t>
+      </w:r>
+      <w:r>
+        <w:rPr>
+          <w:i/>
+        </w:rPr>
+        <w:t xml:space="preserve">9010 Taiga </w:t>
+      </w:r>
+      <w:r>
+        <w:t>och</w:t>
+      </w:r>
+      <w:r>
+        <w:rPr>
+          <w:i/>
+        </w:rPr>
+        <w:t xml:space="preserve"> 9050 Näringsrik granskog</w:t>
+      </w:r>
+      <w:r>
+        <w:t>, fridlyst enligt 8 och 15 §§ artskyddsförordningen och klassad som sårbar (VU) enligt rödlistan 2020. Knärot är beroende av hög och jämn luftfuktighet i gamla, ostörda skogsmiljöer och är känslig för snabba förändringar av ljus-/vindförhållanden eller uttorkning. På grund av ett alltför intensivt skogsbruk har den minskat med 40 (25–50) % under de senaste 60 åren och i framtiden bedöms minskningstakten uppgå till 30 (20–40) %. Till följd av att arten har en dokumenterat högre minskningstakt i förhållande till sin generationstid än vad som tidigare varit känt (data från Riksskogstaxeringen) höjdes den till hotkategori sårbar (VU) i rödlistan 2020 (SLU Artdatabanken, 2024).</w:t>
       </w:r>
     </w:p>
     <w:p>
@@ -884,12 +938,30 @@
     </w:p>
     <w:p>
       <w:r>
-        <w:t>Spillkråka (NT) är rödlistad som nära hotad, fridlyst enligt §4 Artskyddsförordningen och ingår i bilaga 1 i EU:s fågeldirektiv. Spillkråka lever i både barr- och blandskog liksom i ren lövskog. De tätaste populationerna tenderar att finnas i äldre, variationsrik blandskog med gott om död ved och gamla träd.</w:t>
+        <w:t xml:space="preserve">Spillkråka (NT) är rödlistad som nära hotad, fridlyst enligt §4 Artskyddsförordningen, typisk art för </w:t>
+      </w:r>
+      <w:r>
+        <w:rPr>
+          <w:i/>
+        </w:rPr>
+        <w:t xml:space="preserve">9010 Taiga </w:t>
+      </w:r>
+      <w:r>
+        <w:t>och</w:t>
+      </w:r>
+      <w:r>
+        <w:rPr>
+          <w:i/>
+        </w:rPr>
+        <w:t xml:space="preserve"> 9740 Skogsbevuxen myr</w:t>
+      </w:r>
+      <w:r>
+        <w:t xml:space="preserve"> och ingår i bilaga 1 i EU:s fågeldirektiv. Spillkråka lever i både barr- och blandskog liksom i ren lövskog. De tätaste populationerna tenderar att finnas i äldre, variationsrik blandskog med gott om död ved och gamla träd.</w:t>
       </w:r>
     </w:p>
     <w:p>
       <w:r>
-        <w:t>Varje par utnyttjar 400–1000 hektar skog beroende på skogens kvalitet. En minskning av populationen pågår på grund av minskad tillgång på lämpliga bo- och födoträd och minskad födotillgång. Spillkråkans minskningstakt har uppgått till 19 (24–10) % under de senaste 15 åren. Minskningstakten för den svenska populationen bedöms vara nära gränsvärdet för Sårbar (VU) (A2bc). Skogsbruk med korta omloppstider och täta, homogena ungskogar utgör det största hotet (Artdatabanken 2023).</w:t>
+        <w:t>Varje par utnyttjar 400–1000 hektar skog beroende på skogens kvalitet. En minskning av populationen pågår på grund av minskad tillgång på lämpliga bo- och födoträd och minskad födotillgång. Spillkråkans minskningstakt har uppgått till 19 (24–10) % under de senaste 15 åren. Minskningstakten för den svenska populationen bedöms vara nära gränsvärdet för Sårbar (VU) (A2bc). Skogsbruk med korta omloppstider och täta, homogena ungskogar utgör det största hotet (SLU Artdatabanken 2023).</w:t>
       </w:r>
     </w:p>
     <w:p>
@@ -1042,7 +1114,7 @@
     <w:r>
       <w:tab/>
       <w:tab/>
-      <w:t>2026-01-28</w:t>
+      <w:t>2026-01-29</w:t>
       <w:br/>
       <w:br/>
     </w:r>

--- a/klagomål/A 57149-2025 FSC-klagomål.docx
+++ b/klagomål/A 57149-2025 FSC-klagomål.docx
@@ -1114,7 +1114,7 @@
     <w:r>
       <w:tab/>
       <w:tab/>
-      <w:t>2026-01-29</w:t>
+      <w:t>2026-01-30</w:t>
       <w:br/>
       <w:br/>
     </w:r>

--- a/klagomål/A 57149-2025 FSC-klagomål.docx
+++ b/klagomål/A 57149-2025 FSC-klagomål.docx
@@ -1114,7 +1114,7 @@
     <w:r>
       <w:tab/>
       <w:tab/>
-      <w:t>2026-01-30</w:t>
+      <w:t>2026-01-31</w:t>
       <w:br/>
       <w:br/>
     </w:r>

--- a/klagomål/A 57149-2025 FSC-klagomål.docx
+++ b/klagomål/A 57149-2025 FSC-klagomål.docx
@@ -1114,7 +1114,7 @@
     <w:r>
       <w:tab/>
       <w:tab/>
-      <w:t>2026-02-28</w:t>
+      <w:t>2026-03-01</w:t>
       <w:br/>
       <w:br/>
     </w:r>

--- a/klagomål/A 57149-2025 FSC-klagomål.docx
+++ b/klagomål/A 57149-2025 FSC-klagomål.docx
@@ -1114,7 +1114,7 @@
     <w:r>
       <w:tab/>
       <w:tab/>
-      <w:t>2026-03-01</w:t>
+      <w:t>2026-03-02</w:t>
       <w:br/>
       <w:br/>
     </w:r>

--- a/klagomål/A 57149-2025 FSC-klagomål.docx
+++ b/klagomål/A 57149-2025 FSC-klagomål.docx
@@ -1114,7 +1114,7 @@
     <w:r>
       <w:tab/>
       <w:tab/>
-      <w:t>2026-03-02</w:t>
+      <w:t>2026-03-03</w:t>
       <w:br/>
       <w:br/>
     </w:r>

--- a/klagomål/A 57149-2025 FSC-klagomål.docx
+++ b/klagomål/A 57149-2025 FSC-klagomål.docx
@@ -1114,7 +1114,7 @@
     <w:r>
       <w:tab/>
       <w:tab/>
-      <w:t>2026-03-03</w:t>
+      <w:t>2026-03-04</w:t>
       <w:br/>
       <w:br/>
     </w:r>

--- a/klagomål/A 57149-2025 FSC-klagomål.docx
+++ b/klagomål/A 57149-2025 FSC-klagomål.docx
@@ -1114,7 +1114,7 @@
     <w:r>
       <w:tab/>
       <w:tab/>
-      <w:t>2026-03-04</w:t>
+      <w:t>2026-03-05</w:t>
       <w:br/>
       <w:br/>
     </w:r>

--- a/klagomål/A 57149-2025 FSC-klagomål.docx
+++ b/klagomål/A 57149-2025 FSC-klagomål.docx
@@ -1114,7 +1114,7 @@
     <w:r>
       <w:tab/>
       <w:tab/>
-      <w:t>2026-03-05</w:t>
+      <w:t>2026-03-06</w:t>
       <w:br/>
       <w:br/>
     </w:r>

--- a/klagomål/A 57149-2025 FSC-klagomål.docx
+++ b/klagomål/A 57149-2025 FSC-klagomål.docx
@@ -1114,7 +1114,7 @@
     <w:r>
       <w:tab/>
       <w:tab/>
-      <w:t>2026-03-06</w:t>
+      <w:t>2026-03-07</w:t>
       <w:br/>
       <w:br/>
     </w:r>

--- a/klagomål/A 57149-2025 FSC-klagomål.docx
+++ b/klagomål/A 57149-2025 FSC-klagomål.docx
@@ -1114,7 +1114,7 @@
     <w:r>
       <w:tab/>
       <w:tab/>
-      <w:t>2026-03-07</w:t>
+      <w:t>2026-03-08</w:t>
       <w:br/>
       <w:br/>
     </w:r>

--- a/klagomål/A 57149-2025 FSC-klagomål.docx
+++ b/klagomål/A 57149-2025 FSC-klagomål.docx
@@ -1114,7 +1114,7 @@
     <w:r>
       <w:tab/>
       <w:tab/>
-      <w:t>2026-03-08</w:t>
+      <w:t>2026-03-09</w:t>
       <w:br/>
       <w:br/>
     </w:r>
